--- a/SEM_6/Python/Assignment-1/Assignment-1.docx
+++ b/SEM_6/Python/Assignment-1/Assignment-1.docx
@@ -4,7 +4,7 @@
   <w:body>
     <w:p>
       <w:pPr>
-        <w:pStyle w:val="8"/>
+        <w:pStyle w:val="9"/>
       </w:pPr>
       <w:r>
         <w:t>Python</w:t>
@@ -291,7 +291,7 @@
     </w:p>
     <w:p>
       <w:pPr>
-        <w:pStyle w:val="10"/>
+        <w:pStyle w:val="11"/>
         <w:numPr>
           <w:ilvl w:val="0"/>
           <w:numId w:val="1"/>
@@ -317,15 +317,16 @@
       </w:r>
       <w:r>
         <w:rPr>
-          <w:rStyle w:val="12"/>
+          <w:rStyle w:val="13"/>
         </w:rPr>
         <w:t>classes in Python programming, and how do they contribute to object- oriented programming?</w:t>
       </w:r>
     </w:p>
     <w:p>
       <w:pPr>
-        <w:pStyle w:val="10"/>
+        <w:pStyle w:val="11"/>
         <w:numPr>
+          <w:ilvl w:val="0"/>
           <w:numId w:val="0"/>
         </w:numPr>
         <w:tabs>
@@ -343,7 +344,7 @@
       </w:pPr>
       <w:r>
         <w:rPr>
-          <w:rStyle w:val="12"/>
+          <w:rStyle w:val="13"/>
           <w:rFonts w:hint="default"/>
           <w:lang w:val="en-US"/>
         </w:rPr>
@@ -499,7 +500,7 @@
     </w:p>
     <w:p>
       <w:pPr>
-        <w:pStyle w:val="10"/>
+        <w:pStyle w:val="11"/>
         <w:numPr>
           <w:ilvl w:val="0"/>
           <w:numId w:val="1"/>
@@ -917,7 +918,7 @@
     </w:p>
     <w:p>
       <w:pPr>
-        <w:pStyle w:val="10"/>
+        <w:pStyle w:val="11"/>
         <w:numPr>
           <w:ilvl w:val="0"/>
           <w:numId w:val="1"/>
@@ -1175,9 +1176,10 @@
     </w:p>
     <w:p>
       <w:pPr>
-        <w:pStyle w:val="10"/>
+        <w:pStyle w:val="11"/>
         <w:widowControl w:val="0"/>
         <w:numPr>
+          <w:ilvl w:val="0"/>
           <w:numId w:val="0"/>
         </w:numPr>
         <w:tabs>
@@ -1201,6 +1203,13 @@
           <w:lang w:val="en-US"/>
         </w:rPr>
         <w:tab/>
+      </w:r>
+      <w:r>
+        <w:rPr>
+          <w:rFonts w:hint="default"/>
+          <w:sz w:val="24"/>
+          <w:lang w:val="en-US"/>
+        </w:rPr>
         <w:t>Ans: -</w:t>
       </w:r>
     </w:p>
@@ -1349,7 +1358,7 @@
     </w:p>
     <w:p>
       <w:pPr>
-        <w:pStyle w:val="10"/>
+        <w:pStyle w:val="11"/>
         <w:numPr>
           <w:ilvl w:val="0"/>
           <w:numId w:val="1"/>
@@ -1399,7 +1408,7 @@
       </w:r>
       <w:r>
         <w:rPr>
-          <w:rStyle w:val="12"/>
+          <w:rStyle w:val="13"/>
         </w:rPr>
         <w:t>n enforce access control to class attributes, and what is the difference between public, protected, and private</w:t>
       </w:r>
@@ -1412,8 +1421,9 @@
     </w:p>
     <w:p>
       <w:pPr>
-        <w:pStyle w:val="10"/>
+        <w:pStyle w:val="11"/>
         <w:numPr>
+          <w:ilvl w:val="0"/>
           <w:numId w:val="0"/>
         </w:numPr>
         <w:tabs>
@@ -1437,12 +1447,20 @@
           <w:lang w:val="en-US"/>
         </w:rPr>
         <w:tab/>
+      </w:r>
+      <w:r>
+        <w:rPr>
+          <w:rFonts w:hint="default"/>
+          <w:sz w:val="24"/>
+          <w:szCs w:val="24"/>
+          <w:lang w:val="en-US"/>
+        </w:rPr>
         <w:t>Ans: - Python enforces access control through naming conventions rather than strict access modifiers like in Java or C++. It uses prefixes (_ and __) to indicate different levels of attribute visibility.</w:t>
       </w:r>
     </w:p>
     <w:p>
       <w:pPr>
-        <w:pStyle w:val="10"/>
+        <w:pStyle w:val="11"/>
         <w:numPr>
           <w:ilvl w:val="0"/>
           <w:numId w:val="3"/>
@@ -1471,7 +1489,7 @@
       </w:r>
       <w:r>
         <w:rPr>
-          <w:rStyle w:val="12"/>
+          <w:rStyle w:val="13"/>
           <w:rFonts w:hint="default"/>
           <w:lang w:val="en-US"/>
         </w:rPr>
@@ -1636,6 +1654,7 @@
       <w:pPr>
         <w:pStyle w:val="5"/>
         <w:numPr>
+          <w:ilvl w:val="0"/>
           <w:numId w:val="0"/>
         </w:numPr>
         <w:bidi w:val="0"/>
@@ -1660,6 +1679,7 @@
     <w:p>
       <w:pPr>
         <w:numPr>
+          <w:ilvl w:val="0"/>
           <w:numId w:val="0"/>
         </w:numPr>
         <w:bidi w:val="0"/>
@@ -1684,6 +1704,7 @@
     <w:p>
       <w:pPr>
         <w:numPr>
+          <w:ilvl w:val="0"/>
           <w:numId w:val="0"/>
         </w:numPr>
         <w:bidi w:val="0"/>
@@ -1704,12 +1725,11 @@
         </w:rPr>
         <w:t>self._protected_var = "I am Protected"</w:t>
       </w:r>
-      <w:bookmarkStart w:id="0" w:name="_GoBack"/>
-      <w:bookmarkEnd w:id="0"/>
     </w:p>
     <w:p>
       <w:pPr>
         <w:numPr>
+          <w:ilvl w:val="0"/>
           <w:numId w:val="0"/>
         </w:numPr>
         <w:bidi w:val="0"/>
@@ -1734,6 +1754,7 @@
     <w:p>
       <w:pPr>
         <w:numPr>
+          <w:ilvl w:val="0"/>
           <w:numId w:val="0"/>
         </w:numPr>
         <w:bidi w:val="0"/>
@@ -1802,6 +1823,7 @@
     <w:p>
       <w:pPr>
         <w:numPr>
+          <w:ilvl w:val="0"/>
           <w:numId w:val="0"/>
         </w:numPr>
         <w:bidi w:val="0"/>
@@ -1826,6 +1848,7 @@
     <w:p>
       <w:pPr>
         <w:numPr>
+          <w:ilvl w:val="0"/>
           <w:numId w:val="0"/>
         </w:numPr>
         <w:bidi w:val="0"/>
@@ -1850,6 +1873,7 @@
     <w:p>
       <w:pPr>
         <w:numPr>
+          <w:ilvl w:val="0"/>
           <w:numId w:val="0"/>
         </w:numPr>
         <w:bidi w:val="0"/>
@@ -1874,6 +1898,7 @@
     <w:p>
       <w:pPr>
         <w:numPr>
+          <w:ilvl w:val="0"/>
           <w:numId w:val="0"/>
         </w:numPr>
         <w:bidi w:val="0"/>
@@ -1898,6 +1923,7 @@
     <w:p>
       <w:pPr>
         <w:numPr>
+          <w:ilvl w:val="0"/>
           <w:numId w:val="0"/>
         </w:numPr>
         <w:bidi w:val="0"/>
@@ -1922,6 +1948,7 @@
     <w:p>
       <w:pPr>
         <w:numPr>
+          <w:ilvl w:val="0"/>
           <w:numId w:val="0"/>
         </w:numPr>
         <w:bidi w:val="0"/>
@@ -1939,21 +1966,12 @@
           <w:szCs w:val="24"/>
           <w:lang w:val="en-US"/>
         </w:rPr>
-        <w:t>print(obj._Example__privat</w:t>
-      </w:r>
-      <w:r>
-        <w:rPr>
-          <w:rFonts w:hint="default"/>
-          <w:sz w:val="24"/>
-          <w:szCs w:val="24"/>
-          <w:lang w:val="en-US"/>
-        </w:rPr>
-        <w:t>e_var)</w:t>
-      </w:r>
-    </w:p>
-    <w:p>
-      <w:pPr>
-        <w:pStyle w:val="10"/>
+        <w:t>print(obj._Example__private_var)</w:t>
+      </w:r>
+    </w:p>
+    <w:p>
+      <w:pPr>
+        <w:pStyle w:val="11"/>
         <w:numPr>
           <w:ilvl w:val="0"/>
           <w:numId w:val="1"/>
@@ -2003,8 +2021,9 @@
     </w:p>
     <w:p>
       <w:pPr>
-        <w:pStyle w:val="10"/>
+        <w:pStyle w:val="11"/>
         <w:numPr>
+          <w:ilvl w:val="0"/>
           <w:numId w:val="0"/>
         </w:numPr>
         <w:tabs>
@@ -2159,7 +2178,7 @@
     </w:p>
     <w:p>
       <w:pPr>
-        <w:pStyle w:val="10"/>
+        <w:pStyle w:val="11"/>
         <w:numPr>
           <w:ilvl w:val="0"/>
           <w:numId w:val="1"/>
@@ -2583,8 +2602,9 @@
     </w:p>
     <w:p>
       <w:pPr>
-        <w:pStyle w:val="10"/>
+        <w:pStyle w:val="11"/>
         <w:numPr>
+          <w:ilvl w:val="0"/>
           <w:numId w:val="0"/>
         </w:numPr>
         <w:tabs>
@@ -2607,6 +2627,14 @@
           <w:lang w:val="en-US"/>
         </w:rPr>
         <w:tab/>
+      </w:r>
+      <w:r>
+        <w:rPr>
+          <w:rFonts w:hint="default"/>
+          <w:spacing w:val="-2"/>
+          <w:sz w:val="24"/>
+          <w:lang w:val="en-US"/>
+        </w:rPr>
         <w:t xml:space="preserve">Ans: - </w:t>
       </w:r>
       <w:r>
@@ -2693,8 +2721,9 @@
     </w:p>
     <w:p>
       <w:pPr>
-        <w:pStyle w:val="10"/>
+        <w:pStyle w:val="11"/>
         <w:numPr>
+          <w:ilvl w:val="0"/>
           <w:numId w:val="0"/>
         </w:numPr>
         <w:tabs>
@@ -3122,16 +3151,14 @@
         <w:t xml:space="preserve"> </w:t>
       </w:r>
       <w:r>
-        <w:t>sh</w:t>
-      </w:r>
-      <w:r>
-        <w:t>uffle the cards and a deal method to distribute cards to players. Display each player’s hand after dealing.</w:t>
+        <w:t>shuffle the cards and a deal method to distribute cards to players. Display each player’s hand after dealing.</w:t>
       </w:r>
     </w:p>
     <w:p>
       <w:pPr>
         <w:pStyle w:val="5"/>
         <w:numPr>
+          <w:ilvl w:val="0"/>
           <w:numId w:val="0"/>
         </w:numPr>
         <w:bidi w:val="0"/>
@@ -3595,10 +3622,7 @@
         <w:t xml:space="preserve"> </w:t>
       </w:r>
       <w:r>
-        <w:t>Instantiate both Vehicle and Car objects, call their display info() methods, and explain how the subclass inherits and extends the functio</w:t>
-      </w:r>
-      <w:r>
-        <w:t>nality of the base class</w:t>
+        <w:t>Instantiate both Vehicle and Car objects, call their display info() methods, and explain how the subclass inherits and extends the functionality of the base class</w:t>
       </w:r>
       <w:r>
         <w:rPr>
@@ -3612,6 +3636,7 @@
       <w:pPr>
         <w:pStyle w:val="5"/>
         <w:numPr>
+          <w:ilvl w:val="0"/>
           <w:numId w:val="0"/>
         </w:numPr>
         <w:bidi w:val="0"/>
@@ -3709,6 +3734,7 @@
       <w:pPr>
         <w:pStyle w:val="5"/>
         <w:numPr>
+          <w:ilvl w:val="0"/>
           <w:numId w:val="0"/>
         </w:numPr>
         <w:bidi w:val="0"/>
@@ -3768,6 +3794,7 @@
       <w:pPr>
         <w:pStyle w:val="5"/>
         <w:numPr>
+          <w:ilvl w:val="0"/>
           <w:numId w:val="0"/>
         </w:numPr>
         <w:bidi w:val="0"/>
@@ -3846,7 +3873,7 @@
     </w:p>
     <w:p>
       <w:pPr>
-        <w:pStyle w:val="10"/>
+        <w:pStyle w:val="11"/>
         <w:numPr>
           <w:ilvl w:val="0"/>
           <w:numId w:val="1"/>
@@ -4091,14 +4118,13 @@
           <w:lang w:val="en-US"/>
         </w:rPr>
         <w:tab/>
-        <w:t xml:space="preserve">Ans: - </w:t>
-      </w:r>
-      <w:r>
-        <w:rPr>
-          <w:rFonts w:hint="default"/>
-          <w:lang w:val="en-US"/>
-        </w:rPr>
-        <w:t>How Polymorphism Works Here:</w:t>
+      </w:r>
+      <w:r>
+        <w:rPr>
+          <w:rFonts w:hint="default"/>
+          <w:lang w:val="en-US"/>
+        </w:rPr>
+        <w:t>Ans: - How Polymorphism Works Here:</w:t>
       </w:r>
     </w:p>
     <w:p>
@@ -4180,6 +4206,7 @@
       <w:pPr>
         <w:pStyle w:val="5"/>
         <w:numPr>
+          <w:ilvl w:val="0"/>
           <w:numId w:val="0"/>
         </w:numPr>
         <w:bidi w:val="0"/>
@@ -4194,6 +4221,7 @@
       <w:pPr>
         <w:pStyle w:val="5"/>
         <w:numPr>
+          <w:ilvl w:val="0"/>
           <w:numId w:val="0"/>
         </w:numPr>
         <w:bidi w:val="0"/>
@@ -4252,6 +4280,7 @@
       <w:pPr>
         <w:pStyle w:val="5"/>
         <w:numPr>
+          <w:ilvl w:val="0"/>
           <w:numId w:val="0"/>
         </w:numPr>
         <w:bidi w:val="0"/>
@@ -4329,7 +4358,7 @@
     </w:p>
     <w:p>
       <w:pPr>
-        <w:pStyle w:val="10"/>
+        <w:pStyle w:val="11"/>
         <w:numPr>
           <w:ilvl w:val="0"/>
           <w:numId w:val="1"/>
@@ -4580,8 +4609,9 @@
     </w:p>
     <w:p>
       <w:pPr>
-        <w:pStyle w:val="10"/>
+        <w:pStyle w:val="11"/>
         <w:numPr>
+          <w:ilvl w:val="0"/>
           <w:numId w:val="0"/>
         </w:numPr>
         <w:tabs>
@@ -4606,7 +4636,7 @@
       </w:r>
       <w:r>
         <w:rPr>
-          <w:rStyle w:val="12"/>
+          <w:rStyle w:val="13"/>
           <w:rFonts w:hint="default"/>
           <w:lang w:val="en-US"/>
         </w:rPr>
@@ -4814,7 +4844,7 @@
     </w:p>
     <w:p>
       <w:pPr>
-        <w:pStyle w:val="10"/>
+        <w:pStyle w:val="11"/>
         <w:numPr>
           <w:ilvl w:val="0"/>
           <w:numId w:val="1"/>
@@ -4879,8 +4909,9 @@
     </w:p>
     <w:p>
       <w:pPr>
-        <w:pStyle w:val="10"/>
+        <w:pStyle w:val="11"/>
         <w:numPr>
+          <w:ilvl w:val="0"/>
           <w:numId w:val="0"/>
         </w:numPr>
         <w:tabs>
@@ -4905,7 +4936,7 @@
       </w:r>
       <w:r>
         <w:rPr>
-          <w:rStyle w:val="12"/>
+          <w:rStyle w:val="13"/>
           <w:rFonts w:hint="default"/>
           <w:lang w:val="en-US"/>
         </w:rPr>
@@ -4934,14 +4965,7 @@
           <w:rFonts w:hint="default"/>
           <w:lang w:val="en-US"/>
         </w:rPr>
-        <w:t>The de</w:t>
-      </w:r>
-      <w:r>
-        <w:rPr>
-          <w:rFonts w:hint="default"/>
-          <w:lang w:val="en-US"/>
-        </w:rPr>
-        <w:t>scribe() function does not check the type of the object.</w:t>
+        <w:t>The describe() function does not check the type of the object.</w:t>
       </w:r>
     </w:p>
     <w:p>
@@ -5024,6 +5048,7 @@
         <w:pStyle w:val="5"/>
         <w:widowControl w:val="0"/>
         <w:numPr>
+          <w:ilvl w:val="0"/>
           <w:numId w:val="0"/>
         </w:numPr>
         <w:autoSpaceDE w:val="0"/>
@@ -5043,6 +5068,7 @@
         <w:pStyle w:val="5"/>
         <w:widowControl w:val="0"/>
         <w:numPr>
+          <w:ilvl w:val="0"/>
           <w:numId w:val="0"/>
         </w:numPr>
         <w:autoSpaceDE w:val="0"/>
@@ -5105,6 +5131,7 @@
         <w:pStyle w:val="5"/>
         <w:widowControl w:val="0"/>
         <w:numPr>
+          <w:ilvl w:val="0"/>
           <w:numId w:val="0"/>
         </w:numPr>
         <w:autoSpaceDE w:val="0"/>
@@ -5185,7 +5212,7 @@
     </w:p>
     <w:p>
       <w:pPr>
-        <w:pStyle w:val="10"/>
+        <w:pStyle w:val="11"/>
         <w:numPr>
           <w:ilvl w:val="0"/>
           <w:numId w:val="1"/>
@@ -5443,8 +5470,9 @@
     </w:p>
     <w:p>
       <w:pPr>
-        <w:pStyle w:val="10"/>
+        <w:pStyle w:val="11"/>
         <w:numPr>
+          <w:ilvl w:val="0"/>
           <w:numId w:val="0"/>
         </w:numPr>
         <w:tabs>
@@ -5468,13 +5496,22 @@
           <w:lang w:val="en-US"/>
         </w:rPr>
         <w:tab/>
+      </w:r>
+      <w:r>
+        <w:rPr>
+          <w:rFonts w:hint="default"/>
+          <w:spacing w:val="-2"/>
+          <w:sz w:val="24"/>
+          <w:lang w:val="en-US"/>
+        </w:rPr>
         <w:t xml:space="preserve">Ans: - </w:t>
       </w:r>
     </w:p>
     <w:p>
       <w:pPr>
-        <w:pStyle w:val="10"/>
+        <w:pStyle w:val="11"/>
         <w:numPr>
+          <w:ilvl w:val="0"/>
           <w:numId w:val="0"/>
         </w:numPr>
         <w:tabs>
@@ -5538,8 +5575,9 @@
     </w:p>
     <w:p>
       <w:pPr>
-        <w:pStyle w:val="10"/>
+        <w:pStyle w:val="11"/>
         <w:numPr>
+          <w:ilvl w:val="0"/>
           <w:numId w:val="0"/>
         </w:numPr>
         <w:tabs>
@@ -5626,7 +5664,7 @@
     </w:p>
     <w:p>
       <w:pPr>
-        <w:pStyle w:val="10"/>
+        <w:pStyle w:val="11"/>
         <w:numPr>
           <w:ilvl w:val="0"/>
           <w:numId w:val="1"/>
@@ -5650,8 +5688,9 @@
     </w:p>
     <w:p>
       <w:pPr>
-        <w:pStyle w:val="10"/>
+        <w:pStyle w:val="11"/>
         <w:numPr>
+          <w:ilvl w:val="0"/>
           <w:numId w:val="0"/>
         </w:numPr>
         <w:tabs>
@@ -5673,6 +5712,13 @@
           <w:lang w:val="en-US"/>
         </w:rPr>
         <w:tab/>
+      </w:r>
+      <w:r>
+        <w:rPr>
+          <w:rFonts w:hint="default"/>
+          <w:sz w:val="24"/>
+          <w:lang w:val="en-US"/>
+        </w:rPr>
         <w:t>Ans: -</w:t>
       </w:r>
     </w:p>
@@ -5793,7 +5839,7 @@
     </w:p>
     <w:p>
       <w:pPr>
-        <w:pStyle w:val="10"/>
+        <w:pStyle w:val="11"/>
         <w:numPr>
           <w:ilvl w:val="0"/>
           <w:numId w:val="1"/>
@@ -5999,8 +6045,9 @@
     </w:p>
     <w:p>
       <w:pPr>
-        <w:pStyle w:val="10"/>
+        <w:pStyle w:val="11"/>
         <w:numPr>
+          <w:ilvl w:val="0"/>
           <w:numId w:val="0"/>
         </w:numPr>
         <w:tabs>
@@ -6022,6 +6069,13 @@
           <w:lang w:val="en-US"/>
         </w:rPr>
         <w:tab/>
+      </w:r>
+      <w:r>
+        <w:rPr>
+          <w:rFonts w:hint="default"/>
+          <w:sz w:val="24"/>
+          <w:lang w:val="en-US"/>
+        </w:rPr>
         <w:t>Ans: -</w:t>
       </w:r>
     </w:p>
@@ -6156,7 +6210,7 @@
     </w:p>
     <w:p>
       <w:pPr>
-        <w:pStyle w:val="10"/>
+        <w:pStyle w:val="11"/>
         <w:numPr>
           <w:ilvl w:val="0"/>
           <w:numId w:val="1"/>
@@ -6180,8 +6234,9 @@
     </w:p>
     <w:p>
       <w:pPr>
-        <w:pStyle w:val="10"/>
+        <w:pStyle w:val="11"/>
         <w:numPr>
+          <w:ilvl w:val="0"/>
           <w:numId w:val="0"/>
         </w:numPr>
         <w:spacing w:before="197" w:after="0" w:line="252" w:lineRule="auto"/>
@@ -6199,6 +6254,13 @@
           <w:lang w:val="en-US"/>
         </w:rPr>
         <w:tab/>
+      </w:r>
+      <w:r>
+        <w:rPr>
+          <w:rFonts w:hint="default"/>
+          <w:sz w:val="24"/>
+          <w:lang w:val="en-US"/>
+        </w:rPr>
         <w:t xml:space="preserve">Ans: - </w:t>
       </w:r>
       <w:r>
@@ -6211,6 +6273,7 @@
     </w:p>
     <w:tbl>
       <w:tblPr>
+        <w:tblStyle w:val="4"/>
         <w:tblW w:w="10115" w:type="dxa"/>
         <w:tblCellSpacing w:w="15" w:type="dxa"/>
         <w:tblInd w:w="660" w:type="dxa"/>
@@ -6222,7 +6285,7 @@
           <w:insideH w:val="none" w:color="auto" w:sz="0" w:space="0"/>
           <w:insideV w:val="none" w:color="auto" w:sz="0" w:space="0"/>
         </w:tblBorders>
-        <w:shd w:val="clear"/>
+        <w:shd w:val="clear" w:color="auto" w:fill="auto"/>
         <w:tblLayout w:type="autofit"/>
         <w:tblCellMar>
           <w:top w:w="15" w:type="dxa"/>
@@ -6245,7 +6308,7 @@
         <w:tc>
           <w:tcPr>
             <w:tcW w:w="2674" w:type="dxa"/>
-            <w:shd w:val="clear"/>
+            <w:shd w:val="clear" w:color="auto" w:fill="auto"/>
             <w:vAlign w:val="center"/>
           </w:tcPr>
           <w:p>
@@ -6278,7 +6341,7 @@
         <w:tc>
           <w:tcPr>
             <w:tcW w:w="3341" w:type="dxa"/>
-            <w:shd w:val="clear"/>
+            <w:shd w:val="clear" w:color="auto" w:fill="auto"/>
             <w:vAlign w:val="center"/>
           </w:tcPr>
           <w:p>
@@ -6311,7 +6374,7 @@
         <w:tc>
           <w:tcPr>
             <w:tcW w:w="3980" w:type="dxa"/>
-            <w:shd w:val="clear"/>
+            <w:shd w:val="clear" w:color="auto" w:fill="auto"/>
             <w:vAlign w:val="center"/>
           </w:tcPr>
           <w:p>
@@ -6350,7 +6413,7 @@
         <w:tc>
           <w:tcPr>
             <w:tcW w:w="2674" w:type="dxa"/>
-            <w:shd w:val="clear"/>
+            <w:shd w:val="clear" w:color="auto" w:fill="auto"/>
             <w:vAlign w:val="center"/>
           </w:tcPr>
           <w:p>
@@ -6381,7 +6444,7 @@
         <w:tc>
           <w:tcPr>
             <w:tcW w:w="3341" w:type="dxa"/>
-            <w:shd w:val="clear"/>
+            <w:shd w:val="clear" w:color="auto" w:fill="auto"/>
             <w:vAlign w:val="center"/>
           </w:tcPr>
           <w:p>
@@ -6412,7 +6475,7 @@
         <w:tc>
           <w:tcPr>
             <w:tcW w:w="3980" w:type="dxa"/>
-            <w:shd w:val="clear"/>
+            <w:shd w:val="clear" w:color="auto" w:fill="auto"/>
             <w:vAlign w:val="center"/>
           </w:tcPr>
           <w:p>
@@ -6449,7 +6512,7 @@
         <w:tc>
           <w:tcPr>
             <w:tcW w:w="2674" w:type="dxa"/>
-            <w:shd w:val="clear"/>
+            <w:shd w:val="clear" w:color="auto" w:fill="auto"/>
             <w:vAlign w:val="center"/>
           </w:tcPr>
           <w:p>
@@ -6480,7 +6543,7 @@
         <w:tc>
           <w:tcPr>
             <w:tcW w:w="3341" w:type="dxa"/>
-            <w:shd w:val="clear"/>
+            <w:shd w:val="clear" w:color="auto" w:fill="auto"/>
             <w:vAlign w:val="center"/>
           </w:tcPr>
           <w:p>
@@ -6511,7 +6574,7 @@
         <w:tc>
           <w:tcPr>
             <w:tcW w:w="3980" w:type="dxa"/>
-            <w:shd w:val="clear"/>
+            <w:shd w:val="clear" w:color="auto" w:fill="auto"/>
             <w:vAlign w:val="center"/>
           </w:tcPr>
           <w:p>
@@ -6548,7 +6611,7 @@
         <w:tc>
           <w:tcPr>
             <w:tcW w:w="2674" w:type="dxa"/>
-            <w:shd w:val="clear"/>
+            <w:shd w:val="clear" w:color="auto" w:fill="auto"/>
             <w:vAlign w:val="center"/>
           </w:tcPr>
           <w:p>
@@ -6579,7 +6642,7 @@
         <w:tc>
           <w:tcPr>
             <w:tcW w:w="3341" w:type="dxa"/>
-            <w:shd w:val="clear"/>
+            <w:shd w:val="clear" w:color="auto" w:fill="auto"/>
             <w:vAlign w:val="center"/>
           </w:tcPr>
           <w:p>
@@ -6610,7 +6673,7 @@
         <w:tc>
           <w:tcPr>
             <w:tcW w:w="3980" w:type="dxa"/>
-            <w:shd w:val="clear"/>
+            <w:shd w:val="clear" w:color="auto" w:fill="auto"/>
             <w:vAlign w:val="center"/>
           </w:tcPr>
           <w:p>
@@ -6647,7 +6710,7 @@
         <w:tc>
           <w:tcPr>
             <w:tcW w:w="2674" w:type="dxa"/>
-            <w:shd w:val="clear"/>
+            <w:shd w:val="clear" w:color="auto" w:fill="auto"/>
             <w:vAlign w:val="center"/>
           </w:tcPr>
           <w:p>
@@ -6678,7 +6741,7 @@
         <w:tc>
           <w:tcPr>
             <w:tcW w:w="3341" w:type="dxa"/>
-            <w:shd w:val="clear"/>
+            <w:shd w:val="clear" w:color="auto" w:fill="auto"/>
             <w:vAlign w:val="center"/>
           </w:tcPr>
           <w:p>
@@ -6709,7 +6772,7 @@
         <w:tc>
           <w:tcPr>
             <w:tcW w:w="3980" w:type="dxa"/>
-            <w:shd w:val="clear"/>
+            <w:shd w:val="clear" w:color="auto" w:fill="auto"/>
             <w:vAlign w:val="center"/>
           </w:tcPr>
           <w:p>
@@ -6746,7 +6809,7 @@
         <w:tc>
           <w:tcPr>
             <w:tcW w:w="2674" w:type="dxa"/>
-            <w:shd w:val="clear"/>
+            <w:shd w:val="clear" w:color="auto" w:fill="auto"/>
             <w:vAlign w:val="center"/>
           </w:tcPr>
           <w:p>
@@ -6777,7 +6840,7 @@
         <w:tc>
           <w:tcPr>
             <w:tcW w:w="3341" w:type="dxa"/>
-            <w:shd w:val="clear"/>
+            <w:shd w:val="clear" w:color="auto" w:fill="auto"/>
             <w:vAlign w:val="center"/>
           </w:tcPr>
           <w:p>
@@ -6808,7 +6871,7 @@
         <w:tc>
           <w:tcPr>
             <w:tcW w:w="3980" w:type="dxa"/>
-            <w:shd w:val="clear"/>
+            <w:shd w:val="clear" w:color="auto" w:fill="auto"/>
             <w:vAlign w:val="center"/>
           </w:tcPr>
           <w:p>
@@ -6845,7 +6908,7 @@
         <w:tc>
           <w:tcPr>
             <w:tcW w:w="2674" w:type="dxa"/>
-            <w:shd w:val="clear"/>
+            <w:shd w:val="clear" w:color="auto" w:fill="auto"/>
             <w:vAlign w:val="center"/>
           </w:tcPr>
           <w:p>
@@ -6876,7 +6939,7 @@
         <w:tc>
           <w:tcPr>
             <w:tcW w:w="3341" w:type="dxa"/>
-            <w:shd w:val="clear"/>
+            <w:shd w:val="clear" w:color="auto" w:fill="auto"/>
             <w:vAlign w:val="center"/>
           </w:tcPr>
           <w:p>
@@ -6907,7 +6970,7 @@
         <w:tc>
           <w:tcPr>
             <w:tcW w:w="3980" w:type="dxa"/>
-            <w:shd w:val="clear"/>
+            <w:shd w:val="clear" w:color="auto" w:fill="auto"/>
             <w:vAlign w:val="center"/>
           </w:tcPr>
           <w:p>
@@ -7404,6 +7467,25 @@
           <w:rFonts w:hint="default"/>
           <w:lang w:val="en-US"/>
         </w:rPr>
+        <w:sectPr>
+          <w:headerReference r:id="rId5" w:type="default"/>
+          <w:footerReference r:id="rId6" w:type="default"/>
+          <w:pgSz w:w="12240" w:h="15840"/>
+          <w:pgMar w:top="880" w:right="1080" w:bottom="620" w:left="720" w:header="130" w:footer="432" w:gutter="0"/>
+          <w:pgNumType w:fmt="decimal"/>
+          <w:cols w:space="720" w:num="1"/>
+        </w:sectPr>
+      </w:pPr>
+    </w:p>
+    <w:p>
+      <w:pPr>
+        <w:pStyle w:val="5"/>
+        <w:bidi w:val="0"/>
+        <w:ind w:left="877" w:leftChars="0" w:firstLine="0" w:firstLineChars="0"/>
+        <w:rPr>
+          <w:rFonts w:hint="default"/>
+          <w:lang w:val="en-US"/>
+        </w:rPr>
       </w:pPr>
       <w:r>
         <w:rPr>
@@ -7490,7 +7572,7 @@
     </w:p>
     <w:p>
       <w:pPr>
-        <w:pStyle w:val="10"/>
+        <w:pStyle w:val="11"/>
         <w:numPr>
           <w:ilvl w:val="0"/>
           <w:numId w:val="1"/>
@@ -8112,8 +8194,9 @@
     </w:p>
     <w:p>
       <w:pPr>
-        <w:pStyle w:val="10"/>
+        <w:pStyle w:val="11"/>
         <w:numPr>
+          <w:ilvl w:val="0"/>
           <w:numId w:val="0"/>
         </w:numPr>
         <w:tabs>
@@ -8135,6 +8218,13 @@
           <w:lang w:val="en-US"/>
         </w:rPr>
         <w:tab/>
+      </w:r>
+      <w:r>
+        <w:rPr>
+          <w:rFonts w:hint="default"/>
+          <w:sz w:val="24"/>
+          <w:lang w:val="en-US"/>
+        </w:rPr>
         <w:t xml:space="preserve">Ans: - </w:t>
       </w:r>
     </w:p>
@@ -8301,7 +8391,7 @@
     </w:p>
     <w:p>
       <w:pPr>
-        <w:pStyle w:val="10"/>
+        <w:pStyle w:val="11"/>
         <w:numPr>
           <w:ilvl w:val="0"/>
           <w:numId w:val="1"/>
@@ -12415,7 +12505,7 @@
     </w:p>
     <w:p>
       <w:pPr>
-        <w:pStyle w:val="10"/>
+        <w:pStyle w:val="11"/>
         <w:numPr>
           <w:ilvl w:val="0"/>
           <w:numId w:val="1"/>
@@ -12465,8 +12555,9 @@
     </w:p>
     <w:p>
       <w:pPr>
-        <w:pStyle w:val="10"/>
+        <w:pStyle w:val="11"/>
         <w:numPr>
+          <w:ilvl w:val="0"/>
           <w:numId w:val="0"/>
         </w:numPr>
         <w:tabs>
@@ -12488,6 +12579,13 @@
           <w:lang w:val="en-US"/>
         </w:rPr>
         <w:tab/>
+      </w:r>
+      <w:r>
+        <w:rPr>
+          <w:rFonts w:hint="default"/>
+          <w:sz w:val="24"/>
+          <w:lang w:val="en-US"/>
+        </w:rPr>
         <w:t>Ans: -</w:t>
       </w:r>
     </w:p>
@@ -12509,8 +12607,8 @@
         </w:rPr>
         <w:drawing>
           <wp:inline distT="0" distB="0" distL="114300" distR="114300">
-            <wp:extent cx="5486400" cy="2104390"/>
-            <wp:effectExtent l="0" t="0" r="0" b="3810"/>
+            <wp:extent cx="5486400" cy="2071370"/>
+            <wp:effectExtent l="0" t="0" r="0" b="0"/>
             <wp:docPr id="45" name="Picture 45" descr="Screenshot 2025-02-10 at 11.23.21 PM"/>
             <wp:cNvGraphicFramePr>
               <a:graphicFrameLocks xmlns:a="http://schemas.openxmlformats.org/drawingml/2006/main" noChangeAspect="1"/>
@@ -12526,6 +12624,7 @@
                   </pic:nvPicPr>
                   <pic:blipFill>
                     <a:blip r:embed="rId38"/>
+                    <a:srcRect b="1569"/>
                     <a:stretch>
                       <a:fillRect/>
                     </a:stretch>
@@ -12533,7 +12632,7 @@
                   <pic:spPr>
                     <a:xfrm>
                       <a:off x="0" y="0"/>
-                      <a:ext cx="5486400" cy="2104390"/>
+                      <a:ext cx="5486400" cy="2071370"/>
                     </a:xfrm>
                     <a:prstGeom prst="rect">
                       <a:avLst/>
@@ -12545,12 +12644,14 @@
           </wp:inline>
         </w:drawing>
       </w:r>
+      <w:bookmarkStart w:id="0" w:name="_GoBack"/>
+      <w:bookmarkEnd w:id="0"/>
     </w:p>
     <w:p>
       <w:pPr>
         <w:pStyle w:val="5"/>
         <w:bidi w:val="0"/>
-        <w:spacing w:line="360" w:lineRule="auto"/>
+        <w:spacing w:line="240" w:lineRule="auto"/>
         <w:ind w:firstLine="714" w:firstLineChars="0"/>
         <w:jc w:val="both"/>
         <w:rPr>
@@ -12701,10 +12802,9 @@
       </w:r>
     </w:p>
     <w:sectPr>
-      <w:headerReference r:id="rId5" w:type="default"/>
-      <w:footerReference r:id="rId6" w:type="default"/>
       <w:pgSz w:w="12240" w:h="15840"/>
       <w:pgMar w:top="880" w:right="1080" w:bottom="620" w:left="720" w:header="130" w:footer="432" w:gutter="0"/>
+      <w:pgNumType w:fmt="decimal"/>
       <w:cols w:space="720" w:num="1"/>
     </w:sectPr>
   </w:body>
@@ -12755,15 +12855,15 @@
       <mc:AlternateContent>
         <mc:Choice Requires="wps">
           <w:drawing>
-            <wp:anchor distT="0" distB="0" distL="0" distR="0" simplePos="0" relativeHeight="251662336" behindDoc="1" locked="0" layoutInCell="1" allowOverlap="1">
+            <wp:anchor distT="0" distB="0" distL="0" distR="0" simplePos="0" relativeHeight="251662336" behindDoc="0" locked="0" layoutInCell="1" allowOverlap="1">
               <wp:simplePos x="0" y="0"/>
-              <wp:positionH relativeFrom="page">
-                <wp:posOffset>3613785</wp:posOffset>
+              <wp:positionH relativeFrom="margin">
+                <wp:align>center</wp:align>
               </wp:positionH>
               <wp:positionV relativeFrom="page">
                 <wp:posOffset>9644380</wp:posOffset>
               </wp:positionV>
-              <wp:extent cx="165100" cy="223520"/>
+              <wp:extent cx="229870" cy="223520"/>
               <wp:effectExtent l="0" t="0" r="0" b="0"/>
               <wp:wrapNone/>
               <wp:docPr id="3" name="Textbox 3"/>
@@ -12775,7 +12875,7 @@
                     <wps:spPr>
                       <a:xfrm>
                         <a:off x="0" y="0"/>
-                        <a:ext cx="165100" cy="223520"/>
+                        <a:ext cx="229870" cy="223520"/>
                       </a:xfrm>
                       <a:prstGeom prst="rect">
                         <a:avLst/>
@@ -12847,7 +12947,7 @@
         </mc:Choice>
         <mc:Fallback>
           <w:pict>
-            <v:shape id="Textbox 3" o:spid="_x0000_s1026" o:spt="202" type="#_x0000_t202" style="position:absolute;left:0pt;margin-left:284.55pt;margin-top:759.4pt;height:17.6pt;width:13pt;mso-position-horizontal-relative:page;mso-position-vertical-relative:page;z-index:-251654144;mso-width-relative:page;mso-height-relative:page;" filled="f" stroked="f" coordsize="21600,21600" o:gfxdata="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">
+            <v:shape id="Textbox 3" o:spid="_x0000_s1026" o:spt="202" type="#_x0000_t202" style="position:absolute;left:0pt;margin-top:759.4pt;height:17.6pt;width:18.1pt;mso-position-horizontal:center;mso-position-horizontal-relative:margin;mso-position-vertical-relative:page;z-index:251662336;mso-width-relative:page;mso-height-relative:page;" filled="f" stroked="f" coordsize="21600,21600" o:gfxdata="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">
               <v:fill on="f" focussize="0,0"/>
               <v:stroke on="f"/>
               <v:imagedata o:title=""/>
@@ -14413,7 +14513,7 @@
   <w:style w:type="paragraph" w:styleId="5">
     <w:name w:val="Body Text"/>
     <w:basedOn w:val="1"/>
-    <w:link w:val="12"/>
+    <w:link w:val="13"/>
     <w:qFormat/>
     <w:uiPriority w:val="1"/>
     <w:pPr>
@@ -14427,7 +14527,24 @@
       <w:lang w:val="en-US" w:eastAsia="en-US" w:bidi="ar-SA"/>
     </w:rPr>
   </w:style>
-  <w:style w:type="character" w:styleId="6">
+  <w:style w:type="paragraph" w:styleId="6">
+    <w:name w:val="footer"/>
+    <w:basedOn w:val="1"/>
+    <w:uiPriority w:val="0"/>
+    <w:pPr>
+      <w:tabs>
+        <w:tab w:val="center" w:pos="4153"/>
+        <w:tab w:val="right" w:pos="8306"/>
+      </w:tabs>
+      <w:snapToGrid w:val="0"/>
+      <w:jc w:val="left"/>
+    </w:pPr>
+    <w:rPr>
+      <w:sz w:val="18"/>
+      <w:szCs w:val="18"/>
+    </w:rPr>
+  </w:style>
+  <w:style w:type="character" w:styleId="7">
     <w:name w:val="HTML Code"/>
     <w:basedOn w:val="3"/>
     <w:uiPriority w:val="0"/>
@@ -14437,7 +14554,7 @@
       <w:szCs w:val="20"/>
     </w:rPr>
   </w:style>
-  <w:style w:type="character" w:styleId="7">
+  <w:style w:type="character" w:styleId="8">
     <w:name w:val="Strong"/>
     <w:basedOn w:val="3"/>
     <w:qFormat/>
@@ -14447,7 +14564,7 @@
       <w:bCs/>
     </w:rPr>
   </w:style>
-  <w:style w:type="paragraph" w:styleId="8">
+  <w:style w:type="paragraph" w:styleId="9">
     <w:name w:val="Title"/>
     <w:basedOn w:val="1"/>
     <w:qFormat/>
@@ -14465,7 +14582,7 @@
       <w:lang w:val="en-US" w:eastAsia="en-US" w:bidi="ar-SA"/>
     </w:rPr>
   </w:style>
-  <w:style w:type="table" w:customStyle="1" w:styleId="9">
+  <w:style w:type="table" w:customStyle="1" w:styleId="10">
     <w:name w:val="Table Normal1"/>
     <w:semiHidden/>
     <w:unhideWhenUsed/>
@@ -14480,7 +14597,7 @@
       </w:tblCellMar>
     </w:tblPr>
   </w:style>
-  <w:style w:type="paragraph" w:styleId="10">
+  <w:style w:type="paragraph" w:styleId="11">
     <w:name w:val="List Paragraph"/>
     <w:basedOn w:val="1"/>
     <w:qFormat/>
@@ -14495,7 +14612,7 @@
       <w:lang w:val="en-US" w:eastAsia="en-US" w:bidi="ar-SA"/>
     </w:rPr>
   </w:style>
-  <w:style w:type="paragraph" w:customStyle="1" w:styleId="11">
+  <w:style w:type="paragraph" w:customStyle="1" w:styleId="12">
     <w:name w:val="Table Paragraph"/>
     <w:basedOn w:val="1"/>
     <w:qFormat/>
@@ -14504,7 +14621,7 @@
       <w:lang w:val="en-US" w:eastAsia="en-US" w:bidi="ar-SA"/>
     </w:rPr>
   </w:style>
-  <w:style w:type="character" w:customStyle="1" w:styleId="12">
+  <w:style w:type="character" w:customStyle="1" w:styleId="13">
     <w:name w:val="Body Text Char"/>
     <w:link w:val="5"/>
     <w:uiPriority w:val="1"/>
@@ -14802,7 +14919,9 @@
 
 <file path=customXml/item1.xml><?xml version="1.0" encoding="utf-8"?>
 <s:customData xmlns="http://www.wps.cn/officeDocument/2013/wpsCustomData" xmlns:s="http://www.wps.cn/officeDocument/2013/wpsCustomData">
-  <customSectProps/>
+  <customSectProps>
+    <customSectPr/>
+  </customSectProps>
   <customShpExts>
     <customShpInfo spid="_x0000_s1026" textRotate="1"/>
   </customShpExts>
